--- a/document_templates/Счет на оплату по скану_шаблон.docx
+++ b/document_templates/Счет на оплату по скану_шаблон.docx
@@ -751,7 +751,21 @@
                 <w:sz w:val="18"/>
                 <w:lang w:val="ru-RU"/>
               </w:rPr>
-              <w:t>{{VAT_RATE</w:t>
+              <w:t>{{VAT</w:t>
+            </w:r>
+            <w:r>
+              <w:rPr>
+                <w:sz w:val="18"/>
+                <w:lang w:val="ru-RU"/>
+              </w:rPr>
+              <w:t>_</w:t>
+            </w:r>
+            <w:r>
+              <w:rPr>
+                <w:sz w:val="18"/>
+                <w:lang w:val="ru-RU"/>
+              </w:rPr>
+              <w:t>RATE</w:t>
             </w:r>
             <w:proofErr w:type="gramStart"/>
             <w:r>
@@ -834,7 +848,13 @@
             <w:tcW w:w="1502" w:type="dxa"/>
             <w:vAlign w:val="center"/>
           </w:tcPr>
-          <w:p/>
+          <w:p>
+            <w:pPr>
+              <w:rPr>
+                <w:szCs w:val="24"/>
+              </w:rPr>
+            </w:pPr>
+          </w:p>
         </w:tc>
         <w:tc>
           <w:tcPr>
@@ -842,24 +862,29 @@
             <w:vAlign w:val="center"/>
           </w:tcPr>
           <w:p>
+            <w:pPr>
+              <w:rPr>
+                <w:szCs w:val="24"/>
+              </w:rPr>
+            </w:pPr>
             <w:proofErr w:type="spellStart"/>
             <w:r>
               <w:rPr>
-                <w:sz w:val="18"/>
+                <w:szCs w:val="24"/>
               </w:rPr>
               <w:t>Всего</w:t>
             </w:r>
             <w:proofErr w:type="spellEnd"/>
             <w:r>
               <w:rPr>
-                <w:sz w:val="18"/>
+                <w:szCs w:val="24"/>
               </w:rPr>
               <w:t xml:space="preserve"> к </w:t>
             </w:r>
             <w:proofErr w:type="spellStart"/>
             <w:r>
               <w:rPr>
-                <w:sz w:val="18"/>
+                <w:szCs w:val="24"/>
               </w:rPr>
               <w:t>оплате</w:t>
             </w:r>

--- a/document_templates/Счет на оплату по скану_шаблон.docx
+++ b/document_templates/Счет на оплату по скану_шаблон.docx
@@ -32,19 +32,9 @@
             <w:vAlign w:val="center"/>
           </w:tcPr>
           <w:p>
-            <w:proofErr w:type="spellStart"/>
             <w:r>
-              <w:t>Банк</w:t>
+              <w:t>Банк получателя</w:t>
             </w:r>
-            <w:proofErr w:type="spellEnd"/>
-            <w:r>
-              <w:t xml:space="preserve"> </w:t>
-            </w:r>
-            <w:proofErr w:type="spellStart"/>
-            <w:r>
-              <w:t>получателя</w:t>
-            </w:r>
-            <w:proofErr w:type="spellEnd"/>
           </w:p>
         </w:tc>
         <w:tc>
@@ -98,13 +88,8 @@
             <w:vAlign w:val="center"/>
           </w:tcPr>
           <w:p>
-            <w:proofErr w:type="spellStart"/>
             <w:r>
-              <w:t>Сч</w:t>
-            </w:r>
-            <w:proofErr w:type="spellEnd"/>
-            <w:r>
-              <w:t>. №</w:t>
+              <w:t>Сч. №</w:t>
             </w:r>
           </w:p>
         </w:tc>
@@ -159,11 +144,9 @@
             <w:vAlign w:val="center"/>
           </w:tcPr>
           <w:p>
-            <w:proofErr w:type="spellStart"/>
             <w:r>
               <w:t>Получатель</w:t>
             </w:r>
-            <w:proofErr w:type="spellEnd"/>
           </w:p>
         </w:tc>
         <w:tc>
@@ -188,23 +171,7 @@
           <w:b/>
           <w:sz w:val="28"/>
         </w:rPr>
-        <w:t xml:space="preserve">СЧЕТ № {{INVOICE_NUMBER}} </w:t>
-      </w:r>
-      <w:proofErr w:type="spellStart"/>
-      <w:r>
-        <w:rPr>
-          <w:b/>
-          <w:sz w:val="28"/>
-        </w:rPr>
-        <w:t>от</w:t>
-      </w:r>
-      <w:proofErr w:type="spellEnd"/>
-      <w:r>
-        <w:rPr>
-          <w:b/>
-          <w:sz w:val="28"/>
-        </w:rPr>
-        <w:t xml:space="preserve"> {{INVOICE_DATE}}</w:t>
+        <w:t>СЧЕТ № {{INVOICE_NUMBER}} от {{INVOICE_DATE}}</w:t>
       </w:r>
     </w:p>
     <w:tbl>
@@ -242,11 +209,9 @@
             <w:vAlign w:val="center"/>
           </w:tcPr>
           <w:p>
-            <w:proofErr w:type="spellStart"/>
             <w:r>
               <w:t>Поставщик</w:t>
             </w:r>
-            <w:proofErr w:type="spellEnd"/>
           </w:p>
         </w:tc>
         <w:tc>
@@ -274,11 +239,9 @@
             <w:vAlign w:val="center"/>
           </w:tcPr>
           <w:p>
-            <w:proofErr w:type="spellStart"/>
             <w:r>
               <w:t>Покупатель</w:t>
             </w:r>
-            <w:proofErr w:type="spellEnd"/>
           </w:p>
         </w:tc>
         <w:tc>
@@ -306,11 +269,9 @@
             <w:vAlign w:val="center"/>
           </w:tcPr>
           <w:p>
-            <w:proofErr w:type="spellStart"/>
             <w:r>
               <w:t>Грузополучатель</w:t>
             </w:r>
-            <w:proofErr w:type="spellEnd"/>
           </w:p>
         </w:tc>
         <w:tc>
@@ -338,11 +299,9 @@
             <w:vAlign w:val="center"/>
           </w:tcPr>
           <w:p>
-            <w:proofErr w:type="spellStart"/>
             <w:r>
               <w:t>Основание</w:t>
             </w:r>
-            <w:proofErr w:type="spellEnd"/>
           </w:p>
         </w:tc>
         <w:tc>
@@ -370,11 +329,9 @@
             <w:vAlign w:val="center"/>
           </w:tcPr>
           <w:p>
-            <w:proofErr w:type="spellStart"/>
             <w:r>
               <w:t>Комментарий</w:t>
             </w:r>
-            <w:proofErr w:type="spellEnd"/>
           </w:p>
         </w:tc>
         <w:tc>
@@ -423,53 +380,12 @@
             <w:pPr>
               <w:jc w:val="center"/>
             </w:pPr>
-            <w:proofErr w:type="spellStart"/>
             <w:r>
               <w:rPr>
                 <w:b/>
                 <w:sz w:val="18"/>
               </w:rPr>
-              <w:t>Товары</w:t>
-            </w:r>
-            <w:proofErr w:type="spellEnd"/>
-            <w:r>
-              <w:rPr>
-                <w:b/>
-                <w:sz w:val="18"/>
-              </w:rPr>
-              <w:t xml:space="preserve"> (</w:t>
-            </w:r>
-            <w:proofErr w:type="spellStart"/>
-            <w:r>
-              <w:rPr>
-                <w:b/>
-                <w:sz w:val="18"/>
-              </w:rPr>
-              <w:t>работы</w:t>
-            </w:r>
-            <w:proofErr w:type="spellEnd"/>
-            <w:r>
-              <w:rPr>
-                <w:b/>
-                <w:sz w:val="18"/>
-              </w:rPr>
-              <w:t xml:space="preserve">, </w:t>
-            </w:r>
-            <w:proofErr w:type="spellStart"/>
-            <w:r>
-              <w:rPr>
-                <w:b/>
-                <w:sz w:val="18"/>
-              </w:rPr>
-              <w:t>услуги</w:t>
-            </w:r>
-            <w:proofErr w:type="spellEnd"/>
-            <w:r>
-              <w:rPr>
-                <w:b/>
-                <w:sz w:val="18"/>
-              </w:rPr>
-              <w:t>)</w:t>
+              <w:t>Товары (работы, услуги)</w:t>
             </w:r>
           </w:p>
         </w:tc>
@@ -483,7 +399,6 @@
             <w:pPr>
               <w:jc w:val="center"/>
             </w:pPr>
-            <w:proofErr w:type="spellStart"/>
             <w:r>
               <w:rPr>
                 <w:b/>
@@ -491,7 +406,6 @@
               </w:rPr>
               <w:t>Кол-во</w:t>
             </w:r>
-            <w:proofErr w:type="spellEnd"/>
           </w:p>
         </w:tc>
         <w:tc>
@@ -504,21 +418,12 @@
             <w:pPr>
               <w:jc w:val="center"/>
             </w:pPr>
-            <w:proofErr w:type="spellStart"/>
             <w:r>
               <w:rPr>
                 <w:b/>
                 <w:sz w:val="18"/>
               </w:rPr>
-              <w:t>Ед</w:t>
-            </w:r>
-            <w:proofErr w:type="spellEnd"/>
-            <w:r>
-              <w:rPr>
-                <w:b/>
-                <w:sz w:val="18"/>
-              </w:rPr>
-              <w:t>.</w:t>
+              <w:t>Ед.</w:t>
             </w:r>
           </w:p>
         </w:tc>
@@ -532,7 +437,6 @@
             <w:pPr>
               <w:jc w:val="center"/>
             </w:pPr>
-            <w:proofErr w:type="spellStart"/>
             <w:r>
               <w:rPr>
                 <w:b/>
@@ -540,7 +444,6 @@
               </w:rPr>
               <w:t>Цена</w:t>
             </w:r>
-            <w:proofErr w:type="spellEnd"/>
           </w:p>
         </w:tc>
         <w:tc>
@@ -553,7 +456,6 @@
             <w:pPr>
               <w:jc w:val="center"/>
             </w:pPr>
-            <w:proofErr w:type="spellStart"/>
             <w:r>
               <w:rPr>
                 <w:b/>
@@ -561,7 +463,6 @@
               </w:rPr>
               <w:t>Сумма</w:t>
             </w:r>
-            <w:proofErr w:type="spellEnd"/>
           </w:p>
         </w:tc>
       </w:tr>
@@ -671,14 +572,12 @@
             <w:vAlign w:val="center"/>
           </w:tcPr>
           <w:p>
-            <w:proofErr w:type="spellStart"/>
             <w:r>
               <w:rPr>
                 <w:sz w:val="18"/>
               </w:rPr>
               <w:t>Итого</w:t>
             </w:r>
-            <w:proofErr w:type="spellEnd"/>
           </w:p>
         </w:tc>
         <w:tc>
@@ -744,45 +643,8 @@
                 <w:sz w:val="18"/>
                 <w:lang w:val="ru-RU"/>
               </w:rPr>
-              <w:t xml:space="preserve">В том числе НДС </w:t>
+              <w:t>В том числе НДС {{VAT_RATE}}%</w:t>
             </w:r>
-            <w:r>
-              <w:rPr>
-                <w:sz w:val="18"/>
-                <w:lang w:val="ru-RU"/>
-              </w:rPr>
-              <w:t>{{VAT</w:t>
-            </w:r>
-            <w:r>
-              <w:rPr>
-                <w:sz w:val="18"/>
-                <w:lang w:val="ru-RU"/>
-              </w:rPr>
-              <w:t>_</w:t>
-            </w:r>
-            <w:r>
-              <w:rPr>
-                <w:sz w:val="18"/>
-                <w:lang w:val="ru-RU"/>
-              </w:rPr>
-              <w:t>RATE</w:t>
-            </w:r>
-            <w:proofErr w:type="gramStart"/>
-            <w:r>
-              <w:rPr>
-                <w:sz w:val="18"/>
-                <w:lang w:val="ru-RU"/>
-              </w:rPr>
-              <w:t>}}</w:t>
-            </w:r>
-            <w:r>
-              <w:rPr>
-                <w:sz w:val="18"/>
-                <w:lang w:val="ru-RU"/>
-              </w:rPr>
-              <w:t>%</w:t>
-            </w:r>
-            <w:proofErr w:type="gramEnd"/>
           </w:p>
         </w:tc>
         <w:tc>
@@ -848,13 +710,7 @@
             <w:tcW w:w="1502" w:type="dxa"/>
             <w:vAlign w:val="center"/>
           </w:tcPr>
-          <w:p>
-            <w:pPr>
-              <w:rPr>
-                <w:szCs w:val="24"/>
-              </w:rPr>
-            </w:pPr>
-          </w:p>
+          <w:p/>
         </w:tc>
         <w:tc>
           <w:tcPr>
@@ -862,33 +718,12 @@
             <w:vAlign w:val="center"/>
           </w:tcPr>
           <w:p>
-            <w:pPr>
-              <w:rPr>
-                <w:szCs w:val="24"/>
-              </w:rPr>
-            </w:pPr>
-            <w:proofErr w:type="spellStart"/>
             <w:r>
               <w:rPr>
-                <w:szCs w:val="24"/>
+                <w:sz w:val="18"/>
               </w:rPr>
-              <w:t>Всего</w:t>
+              <w:t>Всего к оплате</w:t>
             </w:r>
-            <w:proofErr w:type="spellEnd"/>
-            <w:r>
-              <w:rPr>
-                <w:szCs w:val="24"/>
-              </w:rPr>
-              <w:t xml:space="preserve"> к </w:t>
-            </w:r>
-            <w:proofErr w:type="spellStart"/>
-            <w:r>
-              <w:rPr>
-                <w:szCs w:val="24"/>
-              </w:rPr>
-              <w:t>оплате</w:t>
-            </w:r>
-            <w:proofErr w:type="spellEnd"/>
           </w:p>
         </w:tc>
         <w:tc>
@@ -929,45 +764,8 @@
       </w:tr>
     </w:tbl>
     <w:p>
-      <w:proofErr w:type="spellStart"/>
       <w:r>
-        <w:t>Всего</w:t>
-      </w:r>
-      <w:proofErr w:type="spellEnd"/>
-      <w:r>
-        <w:t xml:space="preserve"> </w:t>
-      </w:r>
-      <w:proofErr w:type="spellStart"/>
-      <w:r>
-        <w:t>наименований</w:t>
-      </w:r>
-      <w:proofErr w:type="spellEnd"/>
-      <w:r>
-        <w:t xml:space="preserve"> {{ITEMS_COUNT}}, </w:t>
-      </w:r>
-      <w:proofErr w:type="spellStart"/>
-      <w:r>
-        <w:t>на</w:t>
-      </w:r>
-      <w:proofErr w:type="spellEnd"/>
-      <w:r>
-        <w:t xml:space="preserve"> </w:t>
-      </w:r>
-      <w:proofErr w:type="spellStart"/>
-      <w:r>
-        <w:t>сумму</w:t>
-      </w:r>
-      <w:proofErr w:type="spellEnd"/>
-      <w:r>
-        <w:t xml:space="preserve"> {{TOTAL_TO_PAY}} </w:t>
-      </w:r>
-      <w:proofErr w:type="spellStart"/>
-      <w:r>
-        <w:t>руб</w:t>
-      </w:r>
-      <w:proofErr w:type="spellEnd"/>
-      <w:r>
-        <w:t>.</w:t>
+        <w:t>Всего наименований {{ITEMS_COUNT}}, на сумму {{TOTAL_TO_PAY}} руб.</w:t>
       </w:r>
     </w:p>
     <w:p/>
@@ -1000,11 +798,9 @@
             <w:vAlign w:val="center"/>
           </w:tcPr>
           <w:p>
-            <w:proofErr w:type="spellStart"/>
             <w:r>
               <w:t>Руководитель</w:t>
             </w:r>
-            <w:proofErr w:type="spellEnd"/>
           </w:p>
         </w:tc>
         <w:tc>

--- a/document_templates/Счет на оплату по скану_шаблон.docx
+++ b/document_templates/Счет на оплату по скану_шаблон.docx
@@ -222,7 +222,7 @@
           </w:tcPr>
           <w:p>
             <w:r>
-              <w:t>{{SUPPLIER_NAME}}, {{SUPPLIER_REQUISITES}}</w:t>
+              <w:t>{{SUPPLIER_NAME}}, ИНН {{SUPPLIER_INN}}, {{SUPPLIER_ADDRESS}}</w:t>
             </w:r>
           </w:p>
         </w:tc>
@@ -252,7 +252,7 @@
           </w:tcPr>
           <w:p>
             <w:r>
-              <w:t>{{BUYER_NAME}}, {{BUYER_REQUISITES}}</w:t>
+              <w:t>{{BUYER_NAME}}, ИНН {{BUYER_INN}}, КПП {{BUYER_KPP}}, {{BUYER_ADDRESS}}</w:t>
             </w:r>
           </w:p>
         </w:tc>
@@ -300,7 +300,7 @@
           </w:tcPr>
           <w:p>
             <w:r>
-              <w:t>Основание</w:t>
+              <w:t>Примечание</w:t>
             </w:r>
           </w:p>
         </w:tc>
@@ -312,7 +312,7 @@
           </w:tcPr>
           <w:p>
             <w:r>
-              <w:t>{{BASIS_DOCUMENT}}</w:t>
+              <w:t>Договор поставки {{SUPPLY_CONTRACT_NUMBER}} от {{SUPPLY_CONTRACT_DATE}}</w:t>
             </w:r>
           </w:p>
         </w:tc>

--- a/document_templates/Счет на оплату по скану_шаблон.docx
+++ b/document_templates/Счет на оплату по скану_шаблон.docx
@@ -643,7 +643,7 @@
                 <w:sz w:val="18"/>
                 <w:lang w:val="ru-RU"/>
               </w:rPr>
-              <w:t>В том числе НДС {{VAT_RATE}}%</w:t>
+              <w:t>В том числе НДС {{VAT_RATE}}</w:t>
             </w:r>
           </w:p>
         </w:tc>

--- a/document_templates/Счет на оплату по скану_шаблон.docx
+++ b/document_templates/Счет на оплату по скану_шаблон.docx
@@ -22,6 +22,7 @@
             <w:pPr>
               <w:spacing w:after="0"/>
               <w:rPr>
+                <w:b/>
                 <w:sz w:val="20"/>
                 <w:szCs w:val="24"/>
               </w:rPr>
@@ -47,6 +48,7 @@
             <w:pPr>
               <w:spacing w:after="0"/>
               <w:rPr>
+                <w:b/>
                 <w:sz w:val="20"/>
                 <w:szCs w:val="24"/>
               </w:rPr>
@@ -71,6 +73,7 @@
             <w:pPr>
               <w:spacing w:after="0"/>
               <w:rPr>
+                <w:b/>
                 <w:sz w:val="20"/>
                 <w:szCs w:val="24"/>
               </w:rPr>
@@ -96,12 +99,14 @@
             <w:pPr>
               <w:spacing w:after="0"/>
               <w:rPr>
+                <w:b/>
                 <w:sz w:val="20"/>
                 <w:szCs w:val="24"/>
               </w:rPr>
             </w:pPr>
             <w:r>
               <w:rPr>
+                <w:b/>
                 <w:sz w:val="20"/>
                 <w:szCs w:val="24"/>
               </w:rPr>
@@ -120,6 +125,7 @@
             <w:pPr>
               <w:spacing w:after="0"/>
               <w:rPr>
+                <w:b/>
                 <w:sz w:val="20"/>
                 <w:szCs w:val="24"/>
               </w:rPr>
@@ -130,26 +136,37 @@
                 <w:sz w:val="20"/>
                 <w:szCs w:val="24"/>
               </w:rPr>
-              <w:t>ИНН</w:t>
+              <w:t xml:space="preserve">ИНН </w:t>
             </w:r>
             <w:r>
               <w:rPr>
+                <w:b/>
                 <w:sz w:val="20"/>
                 <w:szCs w:val="24"/>
               </w:rPr>
-              <w:t xml:space="preserve"> {{SUPPLIER_INN</w:t>
+              <w:t>{{SUPPLIER_INN</w:t>
             </w:r>
             <w:proofErr w:type="gramStart"/>
             <w:r>
               <w:rPr>
+                <w:b/>
                 <w:sz w:val="20"/>
                 <w:szCs w:val="24"/>
               </w:rPr>
-              <w:t xml:space="preserve">}}   </w:t>
+              <w:t>}}</w:t>
+            </w:r>
+            <w:r>
+              <w:rPr>
+                <w:b/>
+                <w:sz w:val="20"/>
+                <w:szCs w:val="24"/>
+              </w:rPr>
+              <w:t xml:space="preserve">   </w:t>
             </w:r>
             <w:proofErr w:type="gramEnd"/>
             <w:r>
               <w:rPr>
+                <w:b/>
                 <w:sz w:val="20"/>
                 <w:szCs w:val="24"/>
               </w:rPr>
@@ -173,6 +190,7 @@
             </w:r>
             <w:r>
               <w:rPr>
+                <w:b/>
                 <w:sz w:val="20"/>
                 <w:szCs w:val="24"/>
               </w:rPr>
@@ -181,6 +199,7 @@
             <w:proofErr w:type="spellStart"/>
             <w:r>
               <w:rPr>
+                <w:b/>
                 <w:sz w:val="20"/>
                 <w:szCs w:val="24"/>
               </w:rPr>
@@ -189,6 +208,7 @@
             <w:proofErr w:type="spellEnd"/>
             <w:r>
               <w:rPr>
+                <w:b/>
                 <w:sz w:val="20"/>
                 <w:szCs w:val="24"/>
               </w:rPr>
@@ -207,6 +227,7 @@
             <w:pPr>
               <w:spacing w:after="0"/>
               <w:rPr>
+                <w:b/>
                 <w:sz w:val="20"/>
                 <w:szCs w:val="24"/>
               </w:rPr>
@@ -239,6 +260,7 @@
             </w:r>
             <w:r>
               <w:rPr>
+                <w:b/>
                 <w:sz w:val="20"/>
                 <w:szCs w:val="24"/>
                 <w:lang w:val="ru-RU"/>
@@ -247,6 +269,7 @@
             </w:r>
             <w:r>
               <w:rPr>
+                <w:b/>
                 <w:sz w:val="20"/>
                 <w:szCs w:val="24"/>
               </w:rPr>
@@ -265,6 +288,7 @@
             <w:pPr>
               <w:spacing w:after="0"/>
               <w:rPr>
+                <w:b/>
                 <w:sz w:val="20"/>
                 <w:szCs w:val="24"/>
               </w:rPr>
@@ -289,12 +313,14 @@
             <w:pPr>
               <w:spacing w:after="0"/>
               <w:rPr>
+                <w:b/>
                 <w:sz w:val="20"/>
                 <w:szCs w:val="24"/>
               </w:rPr>
             </w:pPr>
             <w:r>
               <w:rPr>
+                <w:b/>
                 <w:sz w:val="20"/>
                 <w:szCs w:val="24"/>
               </w:rPr>
@@ -308,6 +334,7 @@
       <w:pPr>
         <w:spacing w:after="0"/>
         <w:rPr>
+          <w:b/>
           <w:sz w:val="20"/>
           <w:szCs w:val="24"/>
         </w:rPr>
@@ -340,12 +367,14 @@
           <w:p>
             <w:pPr>
               <w:rPr>
+                <w:b/>
                 <w:sz w:val="20"/>
                 <w:szCs w:val="24"/>
               </w:rPr>
             </w:pPr>
             <w:r>
               <w:rPr>
+                <w:b/>
                 <w:sz w:val="20"/>
                 <w:szCs w:val="24"/>
               </w:rPr>
@@ -360,12 +389,14 @@
           <w:p>
             <w:pPr>
               <w:rPr>
+                <w:b/>
                 <w:sz w:val="20"/>
                 <w:szCs w:val="24"/>
               </w:rPr>
             </w:pPr>
             <w:r>
               <w:rPr>
+                <w:b/>
                 <w:sz w:val="20"/>
                 <w:szCs w:val="24"/>
               </w:rPr>
@@ -382,12 +413,14 @@
           <w:p>
             <w:pPr>
               <w:rPr>
+                <w:b/>
                 <w:sz w:val="20"/>
                 <w:szCs w:val="24"/>
               </w:rPr>
             </w:pPr>
             <w:r>
               <w:rPr>
+                <w:b/>
                 <w:sz w:val="20"/>
                 <w:szCs w:val="24"/>
               </w:rPr>
@@ -402,12 +435,14 @@
           <w:p>
             <w:pPr>
               <w:rPr>
+                <w:b/>
                 <w:sz w:val="20"/>
                 <w:szCs w:val="24"/>
               </w:rPr>
             </w:pPr>
             <w:r>
               <w:rPr>
+                <w:b/>
                 <w:sz w:val="20"/>
                 <w:szCs w:val="24"/>
               </w:rPr>
@@ -424,12 +459,14 @@
           <w:p>
             <w:pPr>
               <w:rPr>
+                <w:b/>
                 <w:sz w:val="20"/>
                 <w:szCs w:val="24"/>
               </w:rPr>
             </w:pPr>
             <w:r>
               <w:rPr>
+                <w:b/>
                 <w:sz w:val="20"/>
                 <w:szCs w:val="24"/>
               </w:rPr>
@@ -444,12 +481,14 @@
           <w:p>
             <w:pPr>
               <w:rPr>
+                <w:b/>
                 <w:sz w:val="20"/>
                 <w:szCs w:val="24"/>
               </w:rPr>
             </w:pPr>
             <w:r>
               <w:rPr>
+                <w:b/>
                 <w:sz w:val="20"/>
                 <w:szCs w:val="24"/>
               </w:rPr>
@@ -462,6 +501,7 @@
     <w:p>
       <w:pPr>
         <w:rPr>
+          <w:b/>
           <w:sz w:val="20"/>
           <w:szCs w:val="24"/>
         </w:rPr>
@@ -470,12 +510,14 @@
     <w:p>
       <w:pPr>
         <w:rPr>
+          <w:b/>
           <w:sz w:val="20"/>
           <w:szCs w:val="24"/>
         </w:rPr>
       </w:pPr>
       <w:r>
         <w:rPr>
+          <w:b/>
           <w:sz w:val="20"/>
           <w:szCs w:val="24"/>
         </w:rPr>

--- a/document_templates/Счет на оплату по скану_шаблон.docx
+++ b/document_templates/Счет на оплату по скану_шаблон.docx
@@ -27,7 +27,6 @@
                 <w:szCs w:val="24"/>
               </w:rPr>
             </w:pPr>
-            <w:proofErr w:type="spellStart"/>
             <w:r>
               <w:rPr>
                 <w:b/>
@@ -36,7 +35,6 @@
               </w:rPr>
               <w:t>Поставщик</w:t>
             </w:r>
-            <w:proofErr w:type="spellEnd"/>
           </w:p>
         </w:tc>
         <w:tc>
@@ -78,7 +76,6 @@
                 <w:szCs w:val="24"/>
               </w:rPr>
             </w:pPr>
-            <w:proofErr w:type="spellStart"/>
             <w:r>
               <w:rPr>
                 <w:b/>
@@ -87,7 +84,6 @@
               </w:rPr>
               <w:t>Адрес</w:t>
             </w:r>
-            <w:proofErr w:type="spellEnd"/>
           </w:p>
         </w:tc>
         <w:tc>
@@ -144,16 +140,7 @@
                 <w:sz w:val="20"/>
                 <w:szCs w:val="24"/>
               </w:rPr>
-              <w:t>{{SUPPLIER_INN</w:t>
-            </w:r>
-            <w:proofErr w:type="gramStart"/>
-            <w:r>
-              <w:rPr>
-                <w:b/>
-                <w:sz w:val="20"/>
-                <w:szCs w:val="24"/>
-              </w:rPr>
-              <w:t>}}</w:t>
+              <w:t>{{SUPPLIER_INN}}</w:t>
             </w:r>
             <w:r>
               <w:rPr>
@@ -161,58 +148,7 @@
                 <w:sz w:val="20"/>
                 <w:szCs w:val="24"/>
               </w:rPr>
-              <w:t xml:space="preserve">   </w:t>
-            </w:r>
-            <w:proofErr w:type="gramEnd"/>
-            <w:r>
-              <w:rPr>
-                <w:b/>
-                <w:sz w:val="20"/>
-                <w:szCs w:val="24"/>
-              </w:rPr>
-              <w:t xml:space="preserve">    КПП {{SUPPLIER_KPP}} </w:t>
-            </w:r>
-            <w:r>
-              <w:rPr>
-                <w:b/>
-                <w:sz w:val="20"/>
-                <w:szCs w:val="24"/>
-              </w:rPr>
-              <w:t>БИК</w:t>
-            </w:r>
-            <w:r>
-              <w:rPr>
-                <w:b/>
-                <w:sz w:val="20"/>
-                <w:szCs w:val="24"/>
-              </w:rPr>
-              <w:t xml:space="preserve"> </w:t>
-            </w:r>
-            <w:r>
-              <w:rPr>
-                <w:b/>
-                <w:sz w:val="20"/>
-                <w:szCs w:val="24"/>
-              </w:rPr>
-              <w:t>{{BANK_BIK}}        к/</w:t>
-            </w:r>
-            <w:proofErr w:type="spellStart"/>
-            <w:r>
-              <w:rPr>
-                <w:b/>
-                <w:sz w:val="20"/>
-                <w:szCs w:val="24"/>
-              </w:rPr>
-              <w:t>счёт</w:t>
-            </w:r>
-            <w:proofErr w:type="spellEnd"/>
-            <w:r>
-              <w:rPr>
-                <w:b/>
-                <w:sz w:val="20"/>
-                <w:szCs w:val="24"/>
-              </w:rPr>
-              <w:t xml:space="preserve"> № {{BANK_CORR_ACCOUNT}}</w:t>
+              <w:t xml:space="preserve">       КПП {{SUPPLIER_KPP}} БИК {{BANK_BIK}}        к/счёт № {{BANK_CORR_ACCOUNT}}</w:t>
             </w:r>
           </w:p>
         </w:tc>
@@ -238,25 +174,7 @@
                 <w:sz w:val="20"/>
                 <w:szCs w:val="24"/>
               </w:rPr>
-              <w:t>р/</w:t>
-            </w:r>
-            <w:proofErr w:type="spellStart"/>
-            <w:r>
-              <w:rPr>
-                <w:b/>
-                <w:sz w:val="20"/>
-                <w:szCs w:val="24"/>
-              </w:rPr>
-              <w:t>счёт</w:t>
-            </w:r>
-            <w:proofErr w:type="spellEnd"/>
-            <w:r>
-              <w:rPr>
-                <w:b/>
-                <w:sz w:val="20"/>
-                <w:szCs w:val="24"/>
-              </w:rPr>
-              <w:t xml:space="preserve"> №</w:t>
+              <w:t>р/счёт №</w:t>
             </w:r>
             <w:r>
               <w:rPr>
@@ -293,7 +211,6 @@
                 <w:szCs w:val="24"/>
               </w:rPr>
             </w:pPr>
-            <w:proofErr w:type="spellStart"/>
             <w:r>
               <w:rPr>
                 <w:b/>
@@ -302,7 +219,6 @@
               </w:rPr>
               <w:t>Банк</w:t>
             </w:r>
-            <w:proofErr w:type="spellEnd"/>
           </w:p>
         </w:tc>
         <w:tc>
